--- a/resumes/customer-service-resume.docx
+++ b/resumes/customer-service-resume.docx
@@ -2,52 +2,82 @@
 <file path=word/document.xml><?xml version="1.0" encoding="utf-8"?>
 <w:document xmlns:w="http://schemas.openxmlformats.org/wordprocessingml/2006/main" xmlns:m="http://schemas.openxmlformats.org/officeDocument/2006/math" xmlns:r="http://schemas.openxmlformats.org/officeDocument/2006/relationships" xmlns:o="urn:schemas-microsoft-com:office:office" xmlns:v="urn:schemas-microsoft-com:vml" xmlns:w10="urn:schemas-microsoft-com:office:word" xmlns:a="http://schemas.openxmlformats.org/drawingml/2006/main" xmlns:pic="http://schemas.openxmlformats.org/drawingml/2006/picture" xmlns:wp="http://schemas.openxmlformats.org/drawingml/2006/wordprocessingDrawing">
   <w:body>
+    <w:tbl>
+      <w:tblPr>
+        <w:tblStyle w:val="Table"/>
+        <w:tblW w:type="pct" w:w="5000"/>
+        <w:tblLook w:firstRow="0" w:lastRow="0" w:firstColumn="0" w:lastColumn="0" w:noHBand="0" w:noVBand="0" w:val="0000"/>
+        <w:jc w:val="start"/>
+      </w:tblPr>
+      <w:tblGrid>
+        <w:gridCol w:w="7920"/>
+      </w:tblGrid>
+      <w:tr>
+        <w:tc>
+          <w:tcPr/>
+          <w:p>
+            <w:pPr>
+              <w:pStyle w:val="Compact"/>
+              <w:jc w:val="left"/>
+            </w:pPr>
+            <w:r>
+              <w:rPr>
+                <w:bCs/>
+                <w:b/>
+              </w:rPr>
+              <w:t xml:space="preserve">Alexander Ferrari Miller</w:t>
+            </w:r>
+            <w:r>
+              <w:br/>
+            </w:r>
+            <w:r>
+              <w:t xml:space="preserve">3549 North D Street</w:t>
+            </w:r>
+            <w:r>
+              <w:br/>
+            </w:r>
+            <w:r>
+              <w:t xml:space="preserve">San Bernardino, CA 92405-2103</w:t>
+            </w:r>
+            <w:r>
+              <w:br/>
+            </w:r>
+            <w:r>
+              <w:t xml:space="preserve">+1 (323) 681-7588</w:t>
+            </w:r>
+            <w:r>
+              <w:br/>
+            </w:r>
+            <w:r>
+              <w:t xml:space="preserve">Alexander.Ferrari.Miller@gmail.com</w:t>
+            </w:r>
+            <w:r>
+              <w:br/>
+            </w:r>
+            <w:r>
+              <w:t xml:space="preserve">https://AlexanderFerrariMiller.com</w:t>
+            </w:r>
+          </w:p>
+        </w:tc>
+      </w:tr>
+    </w:tbl>
+    <w:bookmarkStart w:id="32" w:name="customer-service-retail-hospitality"/>
+    <w:p>
+      <w:pPr>
+        <w:pStyle w:val="Heading2"/>
+      </w:pPr>
+      <w:r>
+        <w:t xml:space="preserve">CUSTOMER SERVICE / RETAIL / HOSPITALITY</w:t>
+      </w:r>
+    </w:p>
     <w:p>
       <w:pPr>
         <w:pStyle w:val="FirstParagraph"/>
       </w:pPr>
       <w:r>
-        <w:t xml:space="preserve">Alexander Ferrari Miller</w:t>
-      </w:r>
-      <w:r>
-        <w:br/>
-      </w:r>
-      <w:r>
-        <w:t xml:space="preserve">3549 North D Street</w:t>
-      </w:r>
-      <w:r>
-        <w:br/>
-      </w:r>
-      <w:r>
-        <w:t xml:space="preserve">San Bernardino, CA 92405-2103</w:t>
-      </w:r>
-      <w:r>
-        <w:br/>
-      </w:r>
-      <w:r>
-        <w:t xml:space="preserve">+1 (323) 681-7588</w:t>
-      </w:r>
-      <w:r>
-        <w:br/>
-      </w:r>
-      <w:r>
-        <w:t xml:space="preserve">Alexander.Ferrari.Miller@gmail.com</w:t>
-      </w:r>
-      <w:r>
-        <w:br/>
-      </w:r>
-      <w:r>
-        <w:t xml:space="preserve">https://AlexanderFerrariMiller.com</w:t>
-      </w:r>
-    </w:p>
-    <w:p>
-      <w:pPr>
-        <w:pStyle w:val="BodyText"/>
-      </w:pPr>
-      <w:r>
         <w:rPr>
+          <w:bCs/>
           <w:b/>
-          <w:bCs/>
         </w:rPr>
         <w:t xml:space="preserve">Customer Service | Retail | Hospitality | Client Communication</w:t>
       </w:r>
@@ -89,11 +119,11 @@
     </w:p>
     <w:p>
       <w:pPr>
-        <w:pStyle w:val="Compact"/>
         <w:numPr>
           <w:ilvl w:val="0"/>
           <w:numId w:val="1001"/>
         </w:numPr>
+        <w:pStyle w:val="Compact"/>
       </w:pPr>
       <w:r>
         <w:t xml:space="preserve">Customer service and guest relations</w:t>
@@ -101,11 +131,11 @@
     </w:p>
     <w:p>
       <w:pPr>
-        <w:pStyle w:val="Compact"/>
         <w:numPr>
           <w:ilvl w:val="0"/>
           <w:numId w:val="1001"/>
         </w:numPr>
+        <w:pStyle w:val="Compact"/>
       </w:pPr>
       <w:r>
         <w:t xml:space="preserve">Retail and hospitality operations</w:t>
@@ -113,11 +143,11 @@
     </w:p>
     <w:p>
       <w:pPr>
-        <w:pStyle w:val="Compact"/>
         <w:numPr>
           <w:ilvl w:val="0"/>
           <w:numId w:val="1001"/>
         </w:numPr>
+        <w:pStyle w:val="Compact"/>
       </w:pPr>
       <w:r>
         <w:t xml:space="preserve">POS systems and cash registers</w:t>
@@ -125,11 +155,11 @@
     </w:p>
     <w:p>
       <w:pPr>
-        <w:pStyle w:val="Compact"/>
         <w:numPr>
           <w:ilvl w:val="0"/>
           <w:numId w:val="1001"/>
         </w:numPr>
+        <w:pStyle w:val="Compact"/>
       </w:pPr>
       <w:r>
         <w:t xml:space="preserve">Cash, credit-card, and electronic payment processing</w:t>
@@ -137,11 +167,11 @@
     </w:p>
     <w:p>
       <w:pPr>
-        <w:pStyle w:val="Compact"/>
         <w:numPr>
           <w:ilvl w:val="0"/>
           <w:numId w:val="1001"/>
         </w:numPr>
+        <w:pStyle w:val="Compact"/>
       </w:pPr>
       <w:r>
         <w:t xml:space="preserve">Customer communication and rapport building</w:t>
@@ -149,11 +179,11 @@
     </w:p>
     <w:p>
       <w:pPr>
-        <w:pStyle w:val="Compact"/>
         <w:numPr>
           <w:ilvl w:val="0"/>
           <w:numId w:val="1001"/>
         </w:numPr>
+        <w:pStyle w:val="Compact"/>
       </w:pPr>
       <w:r>
         <w:t xml:space="preserve">Problem resolution</w:t>
@@ -161,11 +191,11 @@
     </w:p>
     <w:p>
       <w:pPr>
-        <w:pStyle w:val="Compact"/>
         <w:numPr>
           <w:ilvl w:val="0"/>
           <w:numId w:val="1001"/>
         </w:numPr>
+        <w:pStyle w:val="Compact"/>
       </w:pPr>
       <w:r>
         <w:t xml:space="preserve">High-volume public interaction</w:t>
@@ -173,11 +203,11 @@
     </w:p>
     <w:p>
       <w:pPr>
-        <w:pStyle w:val="Compact"/>
         <w:numPr>
           <w:ilvl w:val="0"/>
           <w:numId w:val="1001"/>
         </w:numPr>
+        <w:pStyle w:val="Compact"/>
       </w:pPr>
       <w:r>
         <w:t xml:space="preserve">Independent decision-making</w:t>
@@ -185,11 +215,11 @@
     </w:p>
     <w:p>
       <w:pPr>
-        <w:pStyle w:val="Compact"/>
         <w:numPr>
           <w:ilvl w:val="0"/>
           <w:numId w:val="1001"/>
         </w:numPr>
+        <w:pStyle w:val="Compact"/>
       </w:pPr>
       <w:r>
         <w:t xml:space="preserve">Data entry and web-based systems</w:t>
@@ -197,11 +227,11 @@
     </w:p>
     <w:p>
       <w:pPr>
-        <w:pStyle w:val="Compact"/>
         <w:numPr>
           <w:ilvl w:val="0"/>
           <w:numId w:val="1001"/>
         </w:numPr>
+        <w:pStyle w:val="Compact"/>
       </w:pPr>
       <w:r>
         <w:t xml:space="preserve">Microsoft Office, Excel, and Outlook</w:t>
@@ -209,11 +239,11 @@
     </w:p>
     <w:p>
       <w:pPr>
-        <w:pStyle w:val="Compact"/>
         <w:numPr>
           <w:ilvl w:val="0"/>
           <w:numId w:val="1001"/>
         </w:numPr>
+        <w:pStyle w:val="Compact"/>
       </w:pPr>
       <w:r>
         <w:t xml:space="preserve">Public speaking and presentation</w:t>
@@ -221,11 +251,11 @@
     </w:p>
     <w:p>
       <w:pPr>
-        <w:pStyle w:val="Compact"/>
         <w:numPr>
           <w:ilvl w:val="0"/>
           <w:numId w:val="1001"/>
         </w:numPr>
+        <w:pStyle w:val="Compact"/>
       </w:pPr>
       <w:r>
         <w:t xml:space="preserve">Reliable independent work</w:t>
@@ -256,19 +286,19 @@
       </w:pPr>
       <w:r>
         <w:rPr>
+          <w:bCs/>
           <w:b/>
-          <w:bCs/>
         </w:rPr>
         <w:t xml:space="preserve">Christmas 2025 Season</w:t>
       </w:r>
     </w:p>
     <w:p>
       <w:pPr>
-        <w:pStyle w:val="Compact"/>
         <w:numPr>
           <w:ilvl w:val="0"/>
           <w:numId w:val="1002"/>
         </w:numPr>
+        <w:pStyle w:val="Compact"/>
       </w:pPr>
       <w:r>
         <w:t xml:space="preserve">Interacted directly with children and families in a high-volume public setting.</w:t>
@@ -276,11 +306,11 @@
     </w:p>
     <w:p>
       <w:pPr>
-        <w:pStyle w:val="Compact"/>
         <w:numPr>
           <w:ilvl w:val="0"/>
           <w:numId w:val="1002"/>
         </w:numPr>
+        <w:pStyle w:val="Compact"/>
       </w:pPr>
       <w:r>
         <w:t xml:space="preserve">Built rapport quickly with guests across a wide range of ages and backgrounds.</w:t>
@@ -288,11 +318,11 @@
     </w:p>
     <w:p>
       <w:pPr>
-        <w:pStyle w:val="Compact"/>
         <w:numPr>
           <w:ilvl w:val="0"/>
           <w:numId w:val="1002"/>
         </w:numPr>
+        <w:pStyle w:val="Compact"/>
       </w:pPr>
       <w:r>
         <w:t xml:space="preserve">Maintained a professional character and positive guest experience throughout extended shifts.</w:t>
@@ -300,11 +330,11 @@
     </w:p>
     <w:p>
       <w:pPr>
-        <w:pStyle w:val="Compact"/>
         <w:numPr>
           <w:ilvl w:val="0"/>
           <w:numId w:val="1002"/>
         </w:numPr>
+        <w:pStyle w:val="Compact"/>
       </w:pPr>
       <w:r>
         <w:t xml:space="preserve">Coordinated with photographers, managers, families, and other Santa-team members.</w:t>
@@ -326,19 +356,19 @@
       </w:pPr>
       <w:r>
         <w:rPr>
+          <w:bCs/>
           <w:b/>
-          <w:bCs/>
         </w:rPr>
         <w:t xml:space="preserve">November 2024 – February 2026</w:t>
       </w:r>
     </w:p>
     <w:p>
       <w:pPr>
-        <w:pStyle w:val="Compact"/>
         <w:numPr>
           <w:ilvl w:val="0"/>
           <w:numId w:val="1003"/>
         </w:numPr>
+        <w:pStyle w:val="Compact"/>
       </w:pPr>
       <w:r>
         <w:t xml:space="preserve">Provided professional passenger service throughout the Los Angeles area.</w:t>
@@ -346,11 +376,11 @@
     </w:p>
     <w:p>
       <w:pPr>
-        <w:pStyle w:val="Compact"/>
         <w:numPr>
           <w:ilvl w:val="0"/>
           <w:numId w:val="1003"/>
         </w:numPr>
+        <w:pStyle w:val="Compact"/>
       </w:pPr>
       <w:r>
         <w:t xml:space="preserve">Built rapport quickly with customers from varied backgrounds.</w:t>
@@ -358,11 +388,11 @@
     </w:p>
     <w:p>
       <w:pPr>
-        <w:pStyle w:val="Compact"/>
         <w:numPr>
           <w:ilvl w:val="0"/>
           <w:numId w:val="1003"/>
         </w:numPr>
+        <w:pStyle w:val="Compact"/>
       </w:pPr>
       <w:r>
         <w:t xml:space="preserve">Handled fares, payments, passenger requests, and changing destinations.</w:t>
@@ -370,11 +400,11 @@
     </w:p>
     <w:p>
       <w:pPr>
-        <w:pStyle w:val="Compact"/>
         <w:numPr>
           <w:ilvl w:val="0"/>
           <w:numId w:val="1003"/>
         </w:numPr>
+        <w:pStyle w:val="Compact"/>
       </w:pPr>
       <w:r>
         <w:t xml:space="preserve">Worked independently while maintaining professionalism in time-sensitive situations.</w:t>
@@ -396,19 +426,19 @@
       </w:pPr>
       <w:r>
         <w:rPr>
+          <w:bCs/>
           <w:b/>
-          <w:bCs/>
         </w:rPr>
         <w:t xml:space="preserve">January 2014 – October 2024</w:t>
       </w:r>
     </w:p>
     <w:p>
       <w:pPr>
-        <w:pStyle w:val="Compact"/>
         <w:numPr>
           <w:ilvl w:val="0"/>
           <w:numId w:val="1004"/>
         </w:numPr>
+        <w:pStyle w:val="Compact"/>
       </w:pPr>
       <w:r>
         <w:t xml:space="preserve">Completed thousands of independent customer-service interactions.</w:t>
@@ -416,11 +446,11 @@
     </w:p>
     <w:p>
       <w:pPr>
-        <w:pStyle w:val="Compact"/>
         <w:numPr>
           <w:ilvl w:val="0"/>
           <w:numId w:val="1004"/>
         </w:numPr>
+        <w:pStyle w:val="Compact"/>
       </w:pPr>
       <w:r>
         <w:t xml:space="preserve">Communicated with passengers regarding pickups, drop-offs, destinations, and changing needs.</w:t>
@@ -428,11 +458,11 @@
     </w:p>
     <w:p>
       <w:pPr>
-        <w:pStyle w:val="Compact"/>
         <w:numPr>
           <w:ilvl w:val="0"/>
           <w:numId w:val="1004"/>
         </w:numPr>
+        <w:pStyle w:val="Compact"/>
       </w:pPr>
       <w:r>
         <w:t xml:space="preserve">Used smartphone-based navigation and electronic payment systems.</w:t>
@@ -440,11 +470,11 @@
     </w:p>
     <w:p>
       <w:pPr>
-        <w:pStyle w:val="Compact"/>
         <w:numPr>
           <w:ilvl w:val="0"/>
           <w:numId w:val="1004"/>
         </w:numPr>
+        <w:pStyle w:val="Compact"/>
       </w:pPr>
       <w:r>
         <w:t xml:space="preserve">Resolved customer and transportation issues independently while maintaining professional service.</w:t>
@@ -466,19 +496,19 @@
       </w:pPr>
       <w:r>
         <w:rPr>
+          <w:bCs/>
           <w:b/>
-          <w:bCs/>
         </w:rPr>
         <w:t xml:space="preserve">January 2023 – February 2024</w:t>
       </w:r>
     </w:p>
     <w:p>
       <w:pPr>
-        <w:pStyle w:val="Compact"/>
         <w:numPr>
           <w:ilvl w:val="0"/>
           <w:numId w:val="1005"/>
         </w:numPr>
+        <w:pStyle w:val="Compact"/>
       </w:pPr>
       <w:r>
         <w:t xml:space="preserve">Worked in a professional hospitality environment serving guests and supporting restaurant operations.</w:t>
@@ -486,11 +516,11 @@
     </w:p>
     <w:p>
       <w:pPr>
-        <w:pStyle w:val="Compact"/>
         <w:numPr>
           <w:ilvl w:val="0"/>
           <w:numId w:val="1005"/>
         </w:numPr>
+        <w:pStyle w:val="Compact"/>
       </w:pPr>
       <w:r>
         <w:t xml:space="preserve">Handled customer orders and payments.</w:t>
@@ -498,11 +528,11 @@
     </w:p>
     <w:p>
       <w:pPr>
-        <w:pStyle w:val="Compact"/>
         <w:numPr>
           <w:ilvl w:val="0"/>
           <w:numId w:val="1005"/>
         </w:numPr>
+        <w:pStyle w:val="Compact"/>
       </w:pPr>
       <w:r>
         <w:t xml:space="preserve">Used POS and cash-register systems.</w:t>
@@ -510,11 +540,11 @@
     </w:p>
     <w:p>
       <w:pPr>
-        <w:pStyle w:val="Compact"/>
         <w:numPr>
           <w:ilvl w:val="0"/>
           <w:numId w:val="1005"/>
         </w:numPr>
+        <w:pStyle w:val="Compact"/>
       </w:pPr>
       <w:r>
         <w:t xml:space="preserve">Set up and broke down the bar for service.</w:t>
@@ -522,11 +552,11 @@
     </w:p>
     <w:p>
       <w:pPr>
-        <w:pStyle w:val="Compact"/>
         <w:numPr>
           <w:ilvl w:val="0"/>
           <w:numId w:val="1005"/>
         </w:numPr>
+        <w:pStyle w:val="Compact"/>
       </w:pPr>
       <w:r>
         <w:t xml:space="preserve">Responded to multiple guest and operational needs in a fast-paced environment.</w:t>
@@ -548,19 +578,19 @@
       </w:pPr>
       <w:r>
         <w:rPr>
+          <w:bCs/>
           <w:b/>
-          <w:bCs/>
         </w:rPr>
         <w:t xml:space="preserve">June 2007 – June 2014</w:t>
       </w:r>
     </w:p>
     <w:p>
       <w:pPr>
-        <w:pStyle w:val="Compact"/>
         <w:numPr>
           <w:ilvl w:val="0"/>
           <w:numId w:val="1006"/>
         </w:numPr>
+        <w:pStyle w:val="Compact"/>
       </w:pPr>
       <w:r>
         <w:t xml:space="preserve">Provided customer service in a fast-paced retail entertainment environment.</w:t>
@@ -568,11 +598,11 @@
     </w:p>
     <w:p>
       <w:pPr>
-        <w:pStyle w:val="Compact"/>
         <w:numPr>
           <w:ilvl w:val="0"/>
           <w:numId w:val="1006"/>
         </w:numPr>
+        <w:pStyle w:val="Compact"/>
       </w:pPr>
       <w:r>
         <w:t xml:space="preserve">Sold concessions and movie tickets and accurately operated POS systems.</w:t>
@@ -580,11 +610,11 @@
     </w:p>
     <w:p>
       <w:pPr>
-        <w:pStyle w:val="Compact"/>
         <w:numPr>
           <w:ilvl w:val="0"/>
           <w:numId w:val="1006"/>
         </w:numPr>
+        <w:pStyle w:val="Compact"/>
       </w:pPr>
       <w:r>
         <w:t xml:space="preserve">Handled customer transactions and assisted guests throughout theater operations.</w:t>
@@ -592,11 +622,11 @@
     </w:p>
     <w:p>
       <w:pPr>
-        <w:pStyle w:val="Compact"/>
         <w:numPr>
           <w:ilvl w:val="0"/>
           <w:numId w:val="1006"/>
         </w:numPr>
+        <w:pStyle w:val="Compact"/>
       </w:pPr>
       <w:r>
         <w:t xml:space="preserve">Greeted audiences and introduced films.</w:t>
@@ -618,19 +648,19 @@
       </w:pPr>
       <w:r>
         <w:rPr>
+          <w:bCs/>
           <w:b/>
-          <w:bCs/>
         </w:rPr>
         <w:t xml:space="preserve">1980</w:t>
       </w:r>
     </w:p>
     <w:p>
       <w:pPr>
-        <w:pStyle w:val="Compact"/>
         <w:numPr>
           <w:ilvl w:val="0"/>
           <w:numId w:val="1007"/>
         </w:numPr>
+        <w:pStyle w:val="Compact"/>
       </w:pPr>
       <w:r>
         <w:t xml:space="preserve">Bagged groceries and assisted customers with purchases.</w:t>
@@ -638,23 +668,23 @@
     </w:p>
     <w:p>
       <w:pPr>
-        <w:pStyle w:val="Compact"/>
         <w:numPr>
           <w:ilvl w:val="0"/>
           <w:numId w:val="1007"/>
         </w:numPr>
-      </w:pPr>
-      <w:r>
-        <w:t xml:space="preserve">Loaded groceries into customers’ vehicles.</w:t>
-      </w:r>
-    </w:p>
-    <w:p>
-      <w:pPr>
-        <w:pStyle w:val="Compact"/>
+        <w:pStyle w:val="Compact"/>
+      </w:pPr>
+      <w:r>
+        <w:t xml:space="preserve">Loaded groceries into customers' vehicles.</w:t>
+      </w:r>
+    </w:p>
+    <w:p>
+      <w:pPr>
         <w:numPr>
           <w:ilvl w:val="0"/>
           <w:numId w:val="1007"/>
         </w:numPr>
+        <w:pStyle w:val="Compact"/>
       </w:pPr>
       <w:r>
         <w:t xml:space="preserve">Provided direct customer service in a retail grocery environment.</w:t>
@@ -676,19 +706,19 @@
       </w:pPr>
       <w:r>
         <w:rPr>
+          <w:bCs/>
           <w:b/>
-          <w:bCs/>
         </w:rPr>
         <w:t xml:space="preserve">Approximately 1979</w:t>
       </w:r>
     </w:p>
     <w:p>
       <w:pPr>
-        <w:pStyle w:val="Compact"/>
         <w:numPr>
           <w:ilvl w:val="0"/>
           <w:numId w:val="1008"/>
         </w:numPr>
+        <w:pStyle w:val="Compact"/>
       </w:pPr>
       <w:r>
         <w:t xml:space="preserve">Managed an assigned newspaper delivery route.</w:t>
@@ -696,11 +726,11 @@
     </w:p>
     <w:p>
       <w:pPr>
-        <w:pStyle w:val="Compact"/>
         <w:numPr>
           <w:ilvl w:val="0"/>
           <w:numId w:val="1008"/>
         </w:numPr>
+        <w:pStyle w:val="Compact"/>
       </w:pPr>
       <w:r>
         <w:t xml:space="preserve">Interacted directly with subscribers.</w:t>
@@ -708,11 +738,11 @@
     </w:p>
     <w:p>
       <w:pPr>
-        <w:pStyle w:val="Compact"/>
         <w:numPr>
           <w:ilvl w:val="0"/>
           <w:numId w:val="1008"/>
         </w:numPr>
+        <w:pStyle w:val="Compact"/>
       </w:pPr>
       <w:r>
         <w:t xml:space="preserve">Collected subscription payments and handled cash.</w:t>
@@ -720,11 +750,11 @@
     </w:p>
     <w:p>
       <w:pPr>
-        <w:pStyle w:val="Compact"/>
         <w:numPr>
           <w:ilvl w:val="0"/>
           <w:numId w:val="1008"/>
         </w:numPr>
+        <w:pStyle w:val="Compact"/>
       </w:pPr>
       <w:r>
         <w:t xml:space="preserve">Reconciled customer payments associated with the route.</w:t>
@@ -732,11 +762,11 @@
     </w:p>
     <w:p>
       <w:pPr>
-        <w:pStyle w:val="Compact"/>
         <w:numPr>
           <w:ilvl w:val="0"/>
           <w:numId w:val="1008"/>
         </w:numPr>
+        <w:pStyle w:val="Compact"/>
       </w:pPr>
       <w:r>
         <w:t xml:space="preserve">Worked independently and maintained reliable delivery service.</w:t>
@@ -759,8 +789,8 @@
       </w:pPr>
       <w:r>
         <w:rPr>
+          <w:bCs/>
           <w:b/>
-          <w:bCs/>
         </w:rPr>
         <w:t xml:space="preserve">Oberlin College</w:t>
       </w:r>
@@ -777,8 +807,8 @@
       </w:pPr>
       <w:r>
         <w:rPr>
+          <w:bCs/>
           <w:b/>
-          <w:bCs/>
         </w:rPr>
         <w:t xml:space="preserve">University of Massachusetts Lowell</w:t>
       </w:r>
@@ -795,8 +825,8 @@
       </w:pPr>
       <w:r>
         <w:rPr>
+          <w:bCs/>
           <w:b/>
-          <w:bCs/>
         </w:rPr>
         <w:t xml:space="preserve">Los Angeles City College</w:t>
       </w:r>
@@ -804,7 +834,7 @@
         <w:br/>
       </w:r>
       <w:r>
-        <w:t xml:space="preserve">Associate’s degree studies — Computer Science; nearly complete</w:t>
+        <w:t xml:space="preserve">Associate's degree studies — Computer Science; nearly complete</w:t>
       </w:r>
     </w:p>
     <w:bookmarkEnd w:id="30"/>
@@ -819,11 +849,11 @@
     </w:p>
     <w:p>
       <w:pPr>
-        <w:pStyle w:val="Compact"/>
         <w:numPr>
           <w:ilvl w:val="0"/>
           <w:numId w:val="1009"/>
         </w:numPr>
+        <w:pStyle w:val="Compact"/>
       </w:pPr>
       <w:r>
         <w:t xml:space="preserve">California Resident Insurance Producer License</w:t>
@@ -831,23 +861,23 @@
     </w:p>
     <w:p>
       <w:pPr>
-        <w:pStyle w:val="Compact"/>
         <w:numPr>
           <w:ilvl w:val="0"/>
           <w:numId w:val="1009"/>
         </w:numPr>
-      </w:pPr>
-      <w:r>
-        <w:t xml:space="preserve">California Class C Driver’s License</w:t>
-      </w:r>
-    </w:p>
-    <w:p>
-      <w:pPr>
-        <w:pStyle w:val="Compact"/>
+        <w:pStyle w:val="Compact"/>
+      </w:pPr>
+      <w:r>
+        <w:t xml:space="preserve">California Class C Driver's License</w:t>
+      </w:r>
+    </w:p>
+    <w:p>
+      <w:pPr>
         <w:numPr>
           <w:ilvl w:val="0"/>
           <w:numId w:val="1009"/>
         </w:numPr>
+        <w:pStyle w:val="Compact"/>
       </w:pPr>
       <w:r>
         <w:t xml:space="preserve">California 30-Day Substitute Teaching Permit</w:t>
@@ -855,17 +885,18 @@
     </w:p>
     <w:p>
       <w:pPr>
-        <w:pStyle w:val="Compact"/>
         <w:numPr>
           <w:ilvl w:val="0"/>
           <w:numId w:val="1009"/>
         </w:numPr>
+        <w:pStyle w:val="Compact"/>
       </w:pPr>
       <w:r>
         <w:t xml:space="preserve">California Security Guard Card</w:t>
       </w:r>
     </w:p>
     <w:bookmarkEnd w:id="31"/>
+    <w:bookmarkEnd w:id="32"/>
     <w:sectPr/>
   </w:body>
 </w:document>
@@ -897,7 +928,7 @@
 <file path=word/numbering.xml><?xml version="1.0" encoding="utf-8"?>
 <w:numbering xmlns:w="http://schemas.openxmlformats.org/wordprocessingml/2006/main">
   <w:abstractNum w:abstractNumId="990">
-    <w:nsid w:val="0000A990"/>
+    <w:nsid w:val="A990"/>
     <w:multiLevelType w:val="multilevel"/>
     <w:lvl w:ilvl="0">
       <w:numFmt w:val="bullet"/>
@@ -973,7 +1004,7 @@
     </w:lvl>
   </w:abstractNum>
   <w:abstractNum w:abstractNumId="991">
-    <w:nsid w:val="0000A991"/>
+    <w:nsid w:val="A991"/>
     <w:multiLevelType w:val="multilevel"/>
     <w:lvl w:ilvl="0">
       <w:numFmt w:val="bullet"/>
@@ -1107,10 +1138,10 @@
     <w:name w:val="Body Text"/>
     <w:basedOn w:val="Normal"/>
     <w:link w:val="BodyTextChar"/>
-    <w:qFormat/>
     <w:pPr>
       <w:spacing w:after="180" w:before="180"/>
     </w:pPr>
+    <w:qFormat/>
   </w:style>
   <w:style w:customStyle="1" w:styleId="FirstParagraph" w:type="paragraph">
     <w:name w:val="First Paragraph"/>
@@ -1190,14 +1221,15 @@
     <w:pPr>
       <w:keepNext/>
       <w:keepLines/>
+      <w:jc w:val="center"/>
       <w:spacing w:after="0" w:before="300"/>
-      <w:jc w:val="center"/>
-    </w:pPr>
-    <w:rPr>
+    </w:pPr>
+    <w:rPr>
+      <w:sz w:val="20"/>
+      <w:szCs w:val="20"/>
       <w:b/>
       <w:color w:val="345A8A"/>
-      <w:sz w:val="20"/>
-      <w:szCs w:val="20"/>
+      &gt;
     </w:rPr>
   </w:style>
   <w:style w:customStyle="1" w:styleId="Abstract" w:type="paragraph">
@@ -1303,8 +1335,8 @@
     </w:pPr>
     <w:rPr>
       <w:rFonts w:asciiTheme="majorHAnsi" w:cstheme="majorBidi" w:eastAsiaTheme="majorEastAsia" w:hAnsiTheme="majorHAnsi"/>
+      <w:i/>
       <w:bCs/>
-      <w:i/>
       <w:color w:themeColor="accent1" w:val="4F81BD"/>
       <w:sz w:val="24"/>
       <w:szCs w:val="24"/>
@@ -1430,18 +1462,6 @@
     <w:uiPriority w:val="9"/>
     <w:unhideWhenUsed/>
     <w:qFormat/>
-  </w:style>
-  <w:style w:styleId="FootnoteBlockText" w:type="paragraph">
-    <w:name w:val="Footnote Block Text"/>
-    <w:basedOn w:val="Footnote Text"/>
-    <w:next w:val="Footnote Text"/>
-    <w:uiPriority w:val="9"/>
-    <w:unhideWhenUsed/>
-    <w:qFormat/>
-    <w:pPr>
-      <w:spacing w:after="100" w:before="100"/>
-      <w:ind w:firstLine="0" w:left="480" w:right="480"/>
-    </w:pPr>
   </w:style>
   <w:style w:default="1" w:styleId="DefaultParagraphFont" w:type="character">
     <w:name w:val="Default Paragraph Font"/>
@@ -1472,10 +1492,10 @@
         <w:jc w:val="left"/>
       </w:trPr>
       <w:tcPr>
+        <w:vAlign w:val="bottom"/>
         <w:tcBorders>
           <w:bottom w:val="single"/>
         </w:tcBorders>
-        <w:vAlign w:val="bottom"/>
       </w:tcPr>
     </w:tblStylePr>
   </w:style>
@@ -1590,8 +1610,8 @@
     <w:name w:val="KeywordTok"/>
     <w:basedOn w:val="VerbatimChar"/>
     <w:rPr>
+      <w:color w:val="007020"/>
       <w:b/>
-      <w:color w:val="007020"/>
     </w:rPr>
   </w:style>
   <w:style w:type="character" w:customStyle="1" w:styleId="DataTypeTok">
@@ -1668,42 +1688,42 @@
     <w:name w:val="ImportTok"/>
     <w:basedOn w:val="VerbatimChar"/>
     <w:rPr>
+      <w:color w:val="008000"/>
       <w:b/>
-      <w:color w:val="008000"/>
     </w:rPr>
   </w:style>
   <w:style w:type="character" w:customStyle="1" w:styleId="CommentTok">
     <w:name w:val="CommentTok"/>
     <w:basedOn w:val="VerbatimChar"/>
     <w:rPr>
+      <w:color w:val="60a0b0"/>
       <w:i/>
-      <w:color w:val="60a0b0"/>
     </w:rPr>
   </w:style>
   <w:style w:type="character" w:customStyle="1" w:styleId="DocumentationTok">
     <w:name w:val="DocumentationTok"/>
     <w:basedOn w:val="VerbatimChar"/>
     <w:rPr>
+      <w:color w:val="ba2121"/>
       <w:i/>
-      <w:color w:val="ba2121"/>
     </w:rPr>
   </w:style>
   <w:style w:type="character" w:customStyle="1" w:styleId="AnnotationTok">
     <w:name w:val="AnnotationTok"/>
     <w:basedOn w:val="VerbatimChar"/>
     <w:rPr>
+      <w:color w:val="60a0b0"/>
       <w:b/>
       <w:i/>
-      <w:color w:val="60a0b0"/>
     </w:rPr>
   </w:style>
   <w:style w:type="character" w:customStyle="1" w:styleId="CommentVarTok">
     <w:name w:val="CommentVarTok"/>
     <w:basedOn w:val="VerbatimChar"/>
     <w:rPr>
+      <w:color w:val="60a0b0"/>
       <w:b/>
       <w:i/>
-      <w:color w:val="60a0b0"/>
     </w:rPr>
   </w:style>
   <w:style w:type="character" w:customStyle="1" w:styleId="OtherTok">
@@ -1731,8 +1751,8 @@
     <w:name w:val="ControlFlowTok"/>
     <w:basedOn w:val="VerbatimChar"/>
     <w:rPr>
+      <w:color w:val="007020"/>
       <w:b/>
-      <w:color w:val="007020"/>
     </w:rPr>
   </w:style>
   <w:style w:type="character" w:customStyle="1" w:styleId="OperatorTok">
@@ -1777,34 +1797,34 @@
     <w:name w:val="InformationTok"/>
     <w:basedOn w:val="VerbatimChar"/>
     <w:rPr>
+      <w:color w:val="60a0b0"/>
       <w:b/>
       <w:i/>
-      <w:color w:val="60a0b0"/>
     </w:rPr>
   </w:style>
   <w:style w:type="character" w:customStyle="1" w:styleId="WarningTok">
     <w:name w:val="WarningTok"/>
     <w:basedOn w:val="VerbatimChar"/>
     <w:rPr>
+      <w:color w:val="60a0b0"/>
       <w:b/>
       <w:i/>
-      <w:color w:val="60a0b0"/>
     </w:rPr>
   </w:style>
   <w:style w:type="character" w:customStyle="1" w:styleId="AlertTok">
     <w:name w:val="AlertTok"/>
     <w:basedOn w:val="VerbatimChar"/>
     <w:rPr>
+      <w:color w:val="ff0000"/>
       <w:b/>
-      <w:color w:val="ff0000"/>
     </w:rPr>
   </w:style>
   <w:style w:type="character" w:customStyle="1" w:styleId="ErrorTok">
     <w:name w:val="ErrorTok"/>
     <w:basedOn w:val="VerbatimChar"/>
     <w:rPr>
+      <w:color w:val="ff0000"/>
       <w:b/>
-      <w:color w:val="ff0000"/>
     </w:rPr>
   </w:style>
   <w:style w:type="character" w:customStyle="1" w:styleId="NormalTok">
